--- a/technical_document/docx/04_deployment/DOC-04-DEP-05_Network_Topology_Ingress_Controller_and_Firewall_Port_Matrix.docx
+++ b/technical_document/docx/04_deployment/DOC-04-DEP-05_Network_Topology_Ingress_Controller_and_Firewall_Port_Matrix.docx
@@ -1552,6 +1552,58 @@
           </w:p>
         </w:tc>
       </w:tr>
+      <w:tr>
+        <w:tc>
+          <w:tcPr>
+            <w:tcW w:type="dxa" w:w="1872"/>
+          </w:tcPr>
+          <w:p>
+            <w:r>
+              <w:t>3.1.0</w:t>
+            </w:r>
+          </w:p>
+        </w:tc>
+        <w:tc>
+          <w:tcPr>
+            <w:tcW w:type="dxa" w:w="1872"/>
+          </w:tcPr>
+          <w:p>
+            <w:r>
+              <w:t>October 2026</w:t>
+            </w:r>
+          </w:p>
+        </w:tc>
+        <w:tc>
+          <w:tcPr>
+            <w:tcW w:type="dxa" w:w="1872"/>
+          </w:tcPr>
+          <w:p>
+            <w:r>
+              <w:t>Independent Forensic Re-audit</w:t>
+            </w:r>
+          </w:p>
+        </w:tc>
+        <w:tc>
+          <w:tcPr>
+            <w:tcW w:type="dxa" w:w="1872"/>
+          </w:tcPr>
+          <w:p>
+            <w:r>
+              <w:t>Factual corrections per audit/docx_forensic_audit_2026-10-08.md</w:t>
+            </w:r>
+          </w:p>
+        </w:tc>
+        <w:tc>
+          <w:tcPr>
+            <w:tcW w:type="dxa" w:w="1872"/>
+          </w:tcPr>
+          <w:p>
+            <w:r>
+              <w:t>Applied</w:t>
+            </w:r>
+          </w:p>
+        </w:tc>
+      </w:tr>
     </w:tbl>
     <w:p>
       <w:pPr>
@@ -2515,7 +2567,7 @@
                 <w:color w:val="2D3748"/>
                 <w:sz w:val="17"/>
               </w:rPr>
-              <w:t>8080</w:t>
+              <w:t>8081 — ULMS REST API</w:t>
             </w:r>
           </w:p>
         </w:tc>
@@ -2688,7 +2740,7 @@
                 <w:color w:val="2D3748"/>
                 <w:sz w:val="17"/>
               </w:rPr>
-              <w:t>5432</w:t>
+              <w:t>5433 — PostgreSQL 17 (host-mapped)</w:t>
             </w:r>
           </w:p>
         </w:tc>
@@ -2853,7 +2905,7 @@
                 <w:color w:val="2D3748"/>
                 <w:sz w:val="17"/>
               </w:rPr>
-              <w:t>8443 / 9090</w:t>
+              <w:t>8083 — Fineract CE / 9090 — Prometheus</w:t>
             </w:r>
           </w:p>
         </w:tc>
@@ -3161,6 +3213,19 @@
           <w:sz w:val="16"/>
         </w:rPr>
         <w:t>Traefik / Nginx ingress proxy directing SSL traffic securely to internal API pods.</w:t>
+      </w:r>
+    </w:p>
+    <w:p>
+      <w:r>
+        <w:rPr>
+          <w:b/>
+        </w:rPr>
+        <w:t>Addendum — v3.1.0 corrections (Independent Forensic Re-audit, 8 October 2026)</w:t>
+      </w:r>
+    </w:p>
+    <w:p>
+      <w:r>
+        <w:t>Full port matrix (v3.1.0, matches deploy/compose): 4173 staff web (nginx, same-origin proxy for /realms and /api) · 8082 Keycloak · 8081 ULMS API · 9977 actuator/management · 8083 Apache Fineract CE · 5433 PostgreSQL 17 · 9002 object storage (SeaweedFS S3) · 9090 Prometheus · 3000 Grafana. 8080 is container-internal only; nothing publishes 5432/8443 on the host.</w:t>
       </w:r>
     </w:p>
     <w:sectPr>
